--- a/Wavescope - Pilot Study Equipment Installation.docx
+++ b/Wavescope - Pilot Study Equipment Installation.docx
@@ -1,6 +1,6 @@
 
 <file path=word/document.xml><?xml version="1.0" encoding="utf-8"?>
-<w:document xmlns:wpc="http://schemas.microsoft.com/office/word/2010/wordprocessingCanvas" xmlns:cx="http://schemas.microsoft.com/office/drawing/2014/chartex" xmlns:cx1="http://schemas.microsoft.com/office/drawing/2015/9/8/chartex" xmlns:cx2="http://schemas.microsoft.com/office/drawing/2015/10/21/chartex" xmlns:cx3="http://schemas.microsoft.com/office/drawing/2016/5/9/chartex" xmlns:cx4="http://schemas.microsoft.com/office/drawing/2016/5/10/chartex" xmlns:cx5="http://schemas.microsoft.com/office/drawing/2016/5/11/chartex" xmlns:cx6="http://schemas.microsoft.com/office/drawing/2016/5/12/chartex" xmlns:cx7="http://schemas.microsoft.com/office/drawing/2016/5/13/chartex" xmlns:cx8="http://schemas.microsoft.com/office/drawing/2016/5/14/chartex" xmlns:mc="http://schemas.openxmlformats.org/markup-compatibility/2006" xmlns:aink="http://schemas.microsoft.com/office/drawing/2016/ink" xmlns:am3d="http://schemas.microsoft.com/office/drawing/2017/model3d" xmlns:o="urn:schemas-microsoft-com:office:office" xmlns:oel="http://schemas.microsoft.com/office/2019/extlst" xmlns:r="http://schemas.openxmlformats.org/officeDocument/2006/relationships" xmlns:m="http://schemas.openxmlformats.org/officeDocument/2006/math" xmlns:v="urn:schemas-microsoft-com:vml" xmlns:wp14="http://schemas.microsoft.com/office/word/2010/wordprocessingDrawing" xmlns:wp="http://schemas.openxmlformats.org/drawingml/2006/wordprocessingDrawing" xmlns:w10="urn:schemas-microsoft-com:office:word" xmlns:w="http://schemas.openxmlformats.org/wordprocessingml/2006/main" xmlns:w14="http://schemas.microsoft.com/office/word/2010/wordml" xmlns:w15="http://schemas.microsoft.com/office/word/2012/wordml" xmlns:w16cex="http://schemas.microsoft.com/office/word/2018/wordml/cex" xmlns:w16cid="http://schemas.microsoft.com/office/word/2016/wordml/cid" xmlns:w16="http://schemas.microsoft.com/office/word/2018/wordml" xmlns:w16du="http://schemas.microsoft.com/office/word/2023/wordml/word16du" xmlns:w16sdtdh="http://schemas.microsoft.com/office/word/2020/wordml/sdtdatahash" xmlns:w16se="http://schemas.microsoft.com/office/word/2015/wordml/symex" xmlns:wpg="http://schemas.microsoft.com/office/word/2010/wordprocessingGroup" xmlns:wpi="http://schemas.microsoft.com/office/word/2010/wordprocessingInk" xmlns:wne="http://schemas.microsoft.com/office/word/2006/wordml" xmlns:wps="http://schemas.microsoft.com/office/word/2010/wordprocessingShape" mc:Ignorable="w14 w15 w16se w16cid w16 w16cex w16sdtdh w16du wp14">
+<w:document xmlns:wpc="http://schemas.microsoft.com/office/word/2010/wordprocessingCanvas" xmlns:cx="http://schemas.microsoft.com/office/drawing/2014/chartex" xmlns:cx1="http://schemas.microsoft.com/office/drawing/2015/9/8/chartex" xmlns:cx2="http://schemas.microsoft.com/office/drawing/2015/10/21/chartex" xmlns:cx3="http://schemas.microsoft.com/office/drawing/2016/5/9/chartex" xmlns:cx4="http://schemas.microsoft.com/office/drawing/2016/5/10/chartex" xmlns:cx5="http://schemas.microsoft.com/office/drawing/2016/5/11/chartex" xmlns:cx6="http://schemas.microsoft.com/office/drawing/2016/5/12/chartex" xmlns:cx7="http://schemas.microsoft.com/office/drawing/2016/5/13/chartex" xmlns:cx8="http://schemas.microsoft.com/office/drawing/2016/5/14/chartex" xmlns:mc="http://schemas.openxmlformats.org/markup-compatibility/2006" xmlns:aink="http://schemas.microsoft.com/office/drawing/2016/ink" xmlns:am3d="http://schemas.microsoft.com/office/drawing/2017/model3d" xmlns:o="urn:schemas-microsoft-com:office:office" xmlns:oel="http://schemas.microsoft.com/office/2019/extlst" xmlns:r="http://schemas.openxmlformats.org/officeDocument/2006/relationships" xmlns:m="http://schemas.openxmlformats.org/officeDocument/2006/math" xmlns:v="urn:schemas-microsoft-com:vml" xmlns:wp14="http://schemas.microsoft.com/office/word/2010/wordprocessingDrawing" xmlns:wp="http://schemas.openxmlformats.org/drawingml/2006/wordprocessingDrawing" xmlns:w10="urn:schemas-microsoft-com:office:word" xmlns:w="http://schemas.openxmlformats.org/wordprocessingml/2006/main" xmlns:w14="http://schemas.microsoft.com/office/word/2010/wordml" xmlns:w15="http://schemas.microsoft.com/office/word/2012/wordml" xmlns:w16cex="http://schemas.microsoft.com/office/word/2018/wordml/cex" xmlns:w16cid="http://schemas.microsoft.com/office/word/2016/wordml/cid" xmlns:w16="http://schemas.microsoft.com/office/word/2018/wordml" xmlns:w16du="http://schemas.microsoft.com/office/word/2023/wordml/word16du" xmlns:w16sdtdh="http://schemas.microsoft.com/office/word/2020/wordml/sdtdatahash" xmlns:w16sdtfl="http://schemas.microsoft.com/office/word/2024/wordml/sdtformatlock" xmlns:w16se="http://schemas.microsoft.com/office/word/2015/wordml/symex" xmlns:wpg="http://schemas.microsoft.com/office/word/2010/wordprocessingGroup" xmlns:wpi="http://schemas.microsoft.com/office/word/2010/wordprocessingInk" xmlns:wne="http://schemas.microsoft.com/office/word/2006/wordml" xmlns:wps="http://schemas.microsoft.com/office/word/2010/wordprocessingShape" mc:Ignorable="w14 w15 w16se w16cid w16 w16cex w16sdtdh w16sdtfl w16du wp14">
   <w:body>
     <w:p>
       <w:pPr>
@@ -1141,7 +1141,6 @@
               <w:bottom w:val="single" w:sz="4" w:space="0" w:color="000000"/>
               <w:right w:val="single" w:sz="4" w:space="0" w:color="000000"/>
             </w:tcBorders>
-            <w:shd w:val="clear" w:color="auto" w:fill="auto"/>
             <w:vAlign w:val="center"/>
           </w:tcPr>
           <w:p>
@@ -1169,7 +1168,6 @@
               <w:bottom w:val="single" w:sz="4" w:space="0" w:color="000000"/>
               <w:right w:val="single" w:sz="4" w:space="0" w:color="000000"/>
             </w:tcBorders>
-            <w:shd w:val="clear" w:color="auto" w:fill="auto"/>
             <w:vAlign w:val="center"/>
           </w:tcPr>
           <w:p>
@@ -1197,7 +1195,6 @@
               <w:bottom w:val="single" w:sz="4" w:space="0" w:color="000000"/>
               <w:right w:val="single" w:sz="4" w:space="0" w:color="000000"/>
             </w:tcBorders>
-            <w:shd w:val="clear" w:color="auto" w:fill="auto"/>
             <w:vAlign w:val="center"/>
           </w:tcPr>
           <w:p>
@@ -1230,7 +1227,6 @@
               <w:bottom w:val="single" w:sz="4" w:space="0" w:color="000000"/>
               <w:right w:val="single" w:sz="4" w:space="0" w:color="000000"/>
             </w:tcBorders>
-            <w:shd w:val="clear" w:color="auto" w:fill="auto"/>
             <w:vAlign w:val="center"/>
           </w:tcPr>
           <w:p>
@@ -1262,7 +1258,6 @@
               <w:bottom w:val="single" w:sz="4" w:space="0" w:color="000000"/>
               <w:right w:val="single" w:sz="4" w:space="0" w:color="000000"/>
             </w:tcBorders>
-            <w:shd w:val="clear" w:color="auto" w:fill="auto"/>
             <w:vAlign w:val="center"/>
           </w:tcPr>
           <w:p>
@@ -1288,7 +1283,6 @@
               <w:bottom w:val="single" w:sz="4" w:space="0" w:color="000000"/>
               <w:right w:val="single" w:sz="4" w:space="0" w:color="000000"/>
             </w:tcBorders>
-            <w:shd w:val="clear" w:color="auto" w:fill="auto"/>
             <w:vAlign w:val="center"/>
           </w:tcPr>
           <w:p>
@@ -1325,7 +1319,6 @@
               <w:bottom w:val="single" w:sz="4" w:space="0" w:color="000000"/>
               <w:right w:val="single" w:sz="4" w:space="0" w:color="000000"/>
             </w:tcBorders>
-            <w:shd w:val="clear" w:color="auto" w:fill="auto"/>
             <w:vAlign w:val="center"/>
           </w:tcPr>
           <w:p>
@@ -1351,7 +1344,6 @@
               <w:bottom w:val="single" w:sz="4" w:space="0" w:color="000000"/>
               <w:right w:val="single" w:sz="4" w:space="0" w:color="000000"/>
             </w:tcBorders>
-            <w:shd w:val="clear" w:color="auto" w:fill="auto"/>
             <w:vAlign w:val="center"/>
           </w:tcPr>
           <w:p>
@@ -1377,7 +1369,6 @@
               <w:bottom w:val="single" w:sz="4" w:space="0" w:color="000000"/>
               <w:right w:val="single" w:sz="4" w:space="0" w:color="000000"/>
             </w:tcBorders>
-            <w:shd w:val="clear" w:color="auto" w:fill="auto"/>
             <w:vAlign w:val="center"/>
           </w:tcPr>
           <w:p>
@@ -2765,17 +2756,770 @@
       </w:pPr>
       <w:r>
         <w:lastRenderedPageBreak/>
-        <w:t>ACS Driver Installation</w:t>
+        <w:t>Standard Equipment</w:t>
       </w:r>
     </w:p>
+    <w:p>
+      <w:r>
+        <w:t xml:space="preserve">The following </w:t>
+      </w:r>
+      <w:r>
+        <w:t>reader and tags are compatible.  There was a driver issue with the raspberry pi that should now be fixed.</w:t>
+      </w:r>
+    </w:p>
+    <w:tbl>
+      <w:tblPr>
+        <w:tblStyle w:val="GridTable6Colorful-Accent1"/>
+        <w:tblW w:w="13282" w:type="dxa"/>
+        <w:tblLook w:val="04A0" w:firstRow="1" w:lastRow="0" w:firstColumn="1" w:lastColumn="0" w:noHBand="0" w:noVBand="1"/>
+      </w:tblPr>
+      <w:tblGrid>
+        <w:gridCol w:w="5552"/>
+        <w:gridCol w:w="1378"/>
+        <w:gridCol w:w="1438"/>
+        <w:gridCol w:w="2193"/>
+        <w:gridCol w:w="2721"/>
+      </w:tblGrid>
+      <w:tr>
+        <w:trPr>
+          <w:cnfStyle w:val="100000000000" w:firstRow="1" w:lastRow="0" w:firstColumn="0" w:lastColumn="0" w:oddVBand="0" w:evenVBand="0" w:oddHBand="0" w:evenHBand="0" w:firstRowFirstColumn="0" w:firstRowLastColumn="0" w:lastRowFirstColumn="0" w:lastRowLastColumn="0"/>
+          <w:trHeight w:val="288"/>
+        </w:trPr>
+        <w:tc>
+          <w:tcPr>
+            <w:cnfStyle w:val="001000000000" w:firstRow="0" w:lastRow="0" w:firstColumn="1" w:lastColumn="0" w:oddVBand="0" w:evenVBand="0" w:oddHBand="0" w:evenHBand="0" w:firstRowFirstColumn="0" w:firstRowLastColumn="0" w:lastRowFirstColumn="0" w:lastRowLastColumn="0"/>
+            <w:tcW w:w="5552" w:type="dxa"/>
+            <w:noWrap/>
+            <w:hideMark/>
+          </w:tcPr>
+          <w:p>
+            <w:pPr>
+              <w:spacing w:before="0"/>
+              <w:jc w:val="left"/>
+              <w:rPr>
+                <w:rFonts w:eastAsia="Times New Roman" w:cs="Calibri"/>
+                <w:b w:val="0"/>
+                <w:bCs w:val="0"/>
+                <w:color w:val="305496"/>
+                <w:sz w:val="22"/>
+                <w:szCs w:val="22"/>
+                <w:lang w:val="en-GB"/>
+              </w:rPr>
+            </w:pPr>
+            <w:r>
+              <w:rPr>
+                <w:rFonts w:eastAsia="Times New Roman" w:cs="Calibri"/>
+                <w:color w:val="305496"/>
+                <w:sz w:val="22"/>
+                <w:szCs w:val="22"/>
+                <w:lang w:val="en-GB"/>
+              </w:rPr>
+              <w:t xml:space="preserve">Product </w:t>
+            </w:r>
+          </w:p>
+        </w:tc>
+        <w:tc>
+          <w:tcPr>
+            <w:tcW w:w="1378" w:type="dxa"/>
+            <w:noWrap/>
+            <w:hideMark/>
+          </w:tcPr>
+          <w:p>
+            <w:pPr>
+              <w:spacing w:before="0"/>
+              <w:jc w:val="left"/>
+              <w:cnfStyle w:val="100000000000" w:firstRow="1" w:lastRow="0" w:firstColumn="0" w:lastColumn="0" w:oddVBand="0" w:evenVBand="0" w:oddHBand="0" w:evenHBand="0" w:firstRowFirstColumn="0" w:firstRowLastColumn="0" w:lastRowFirstColumn="0" w:lastRowLastColumn="0"/>
+              <w:rPr>
+                <w:rFonts w:eastAsia="Times New Roman" w:cs="Calibri"/>
+                <w:b w:val="0"/>
+                <w:bCs w:val="0"/>
+                <w:color w:val="305496"/>
+                <w:sz w:val="22"/>
+                <w:szCs w:val="22"/>
+                <w:lang w:val="en-GB"/>
+              </w:rPr>
+            </w:pPr>
+            <w:r>
+              <w:rPr>
+                <w:rFonts w:eastAsia="Times New Roman" w:cs="Calibri"/>
+                <w:color w:val="305496"/>
+                <w:sz w:val="22"/>
+                <w:szCs w:val="22"/>
+                <w:lang w:val="en-GB"/>
+              </w:rPr>
+              <w:t>Manual</w:t>
+            </w:r>
+          </w:p>
+        </w:tc>
+        <w:tc>
+          <w:tcPr>
+            <w:tcW w:w="1438" w:type="dxa"/>
+            <w:noWrap/>
+            <w:hideMark/>
+          </w:tcPr>
+          <w:p>
+            <w:pPr>
+              <w:spacing w:before="0"/>
+              <w:jc w:val="left"/>
+              <w:cnfStyle w:val="100000000000" w:firstRow="1" w:lastRow="0" w:firstColumn="0" w:lastColumn="0" w:oddVBand="0" w:evenVBand="0" w:oddHBand="0" w:evenHBand="0" w:firstRowFirstColumn="0" w:firstRowLastColumn="0" w:lastRowFirstColumn="0" w:lastRowLastColumn="0"/>
+              <w:rPr>
+                <w:rFonts w:eastAsia="Times New Roman" w:cs="Calibri"/>
+                <w:b w:val="0"/>
+                <w:bCs w:val="0"/>
+                <w:color w:val="305496"/>
+                <w:sz w:val="22"/>
+                <w:szCs w:val="22"/>
+                <w:lang w:val="en-GB"/>
+              </w:rPr>
+            </w:pPr>
+            <w:r>
+              <w:rPr>
+                <w:rFonts w:eastAsia="Times New Roman" w:cs="Calibri"/>
+                <w:color w:val="305496"/>
+                <w:sz w:val="22"/>
+                <w:szCs w:val="22"/>
+                <w:lang w:val="en-GB"/>
+              </w:rPr>
+              <w:t>Quantity</w:t>
+            </w:r>
+          </w:p>
+        </w:tc>
+        <w:tc>
+          <w:tcPr>
+            <w:tcW w:w="2193" w:type="dxa"/>
+            <w:noWrap/>
+            <w:hideMark/>
+          </w:tcPr>
+          <w:p>
+            <w:pPr>
+              <w:spacing w:before="0"/>
+              <w:jc w:val="left"/>
+              <w:cnfStyle w:val="100000000000" w:firstRow="1" w:lastRow="0" w:firstColumn="0" w:lastColumn="0" w:oddVBand="0" w:evenVBand="0" w:oddHBand="0" w:evenHBand="0" w:firstRowFirstColumn="0" w:firstRowLastColumn="0" w:lastRowFirstColumn="0" w:lastRowLastColumn="0"/>
+              <w:rPr>
+                <w:rFonts w:eastAsia="Times New Roman" w:cs="Calibri"/>
+                <w:b w:val="0"/>
+                <w:bCs w:val="0"/>
+                <w:color w:val="305496"/>
+                <w:sz w:val="22"/>
+                <w:szCs w:val="22"/>
+                <w:lang w:val="en-GB"/>
+              </w:rPr>
+            </w:pPr>
+            <w:r>
+              <w:rPr>
+                <w:rFonts w:eastAsia="Times New Roman" w:cs="Calibri"/>
+                <w:color w:val="305496"/>
+                <w:sz w:val="22"/>
+                <w:szCs w:val="22"/>
+                <w:lang w:val="en-GB"/>
+              </w:rPr>
+              <w:t>Supplier</w:t>
+            </w:r>
+          </w:p>
+        </w:tc>
+        <w:tc>
+          <w:tcPr>
+            <w:tcW w:w="2721" w:type="dxa"/>
+            <w:noWrap/>
+            <w:hideMark/>
+          </w:tcPr>
+          <w:p>
+            <w:pPr>
+              <w:spacing w:before="0"/>
+              <w:jc w:val="left"/>
+              <w:cnfStyle w:val="100000000000" w:firstRow="1" w:lastRow="0" w:firstColumn="0" w:lastColumn="0" w:oddVBand="0" w:evenVBand="0" w:oddHBand="0" w:evenHBand="0" w:firstRowFirstColumn="0" w:firstRowLastColumn="0" w:lastRowFirstColumn="0" w:lastRowLastColumn="0"/>
+              <w:rPr>
+                <w:rFonts w:eastAsia="Times New Roman" w:cs="Calibri"/>
+                <w:b w:val="0"/>
+                <w:bCs w:val="0"/>
+                <w:color w:val="305496"/>
+                <w:sz w:val="22"/>
+                <w:szCs w:val="22"/>
+                <w:lang w:val="en-GB"/>
+              </w:rPr>
+            </w:pPr>
+            <w:r>
+              <w:rPr>
+                <w:rFonts w:eastAsia="Times New Roman" w:cs="Calibri"/>
+                <w:color w:val="305496"/>
+                <w:sz w:val="22"/>
+                <w:szCs w:val="22"/>
+                <w:lang w:val="en-GB"/>
+              </w:rPr>
+              <w:t>Part Number</w:t>
+            </w:r>
+          </w:p>
+        </w:tc>
+      </w:tr>
+      <w:tr>
+        <w:trPr>
+          <w:cnfStyle w:val="000000100000" w:firstRow="0" w:lastRow="0" w:firstColumn="0" w:lastColumn="0" w:oddVBand="0" w:evenVBand="0" w:oddHBand="1" w:evenHBand="0" w:firstRowFirstColumn="0" w:firstRowLastColumn="0" w:lastRowFirstColumn="0" w:lastRowLastColumn="0"/>
+          <w:trHeight w:val="288"/>
+        </w:trPr>
+        <w:tc>
+          <w:tcPr>
+            <w:cnfStyle w:val="001000000000" w:firstRow="0" w:lastRow="0" w:firstColumn="1" w:lastColumn="0" w:oddVBand="0" w:evenVBand="0" w:oddHBand="0" w:evenHBand="0" w:firstRowFirstColumn="0" w:firstRowLastColumn="0" w:lastRowFirstColumn="0" w:lastRowLastColumn="0"/>
+            <w:tcW w:w="5552" w:type="dxa"/>
+            <w:noWrap/>
+            <w:hideMark/>
+          </w:tcPr>
+          <w:p>
+            <w:pPr>
+              <w:spacing w:before="0"/>
+              <w:jc w:val="left"/>
+              <w:rPr>
+                <w:rFonts w:eastAsia="Times New Roman" w:cs="Calibri"/>
+                <w:color w:val="305496"/>
+                <w:sz w:val="22"/>
+                <w:szCs w:val="22"/>
+                <w:lang w:val="en-GB"/>
+              </w:rPr>
+            </w:pPr>
+            <w:r>
+              <w:rPr>
+                <w:rFonts w:eastAsia="Times New Roman" w:cs="Calibri"/>
+                <w:color w:val="305496"/>
+                <w:sz w:val="22"/>
+                <w:szCs w:val="22"/>
+                <w:lang w:val="en-GB"/>
+              </w:rPr>
+              <w:t xml:space="preserve">ACR1222L - NFC Reader/Writer with LCD </w:t>
+            </w:r>
+          </w:p>
+        </w:tc>
+        <w:tc>
+          <w:tcPr>
+            <w:tcW w:w="1378" w:type="dxa"/>
+            <w:noWrap/>
+            <w:hideMark/>
+          </w:tcPr>
+          <w:p>
+            <w:pPr>
+              <w:spacing w:before="0"/>
+              <w:jc w:val="left"/>
+              <w:cnfStyle w:val="000000100000" w:firstRow="0" w:lastRow="0" w:firstColumn="0" w:lastColumn="0" w:oddVBand="0" w:evenVBand="0" w:oddHBand="1" w:evenHBand="0" w:firstRowFirstColumn="0" w:firstRowLastColumn="0" w:lastRowFirstColumn="0" w:lastRowLastColumn="0"/>
+              <w:rPr>
+                <w:rFonts w:eastAsia="Times New Roman" w:cs="Calibri"/>
+                <w:color w:val="305496"/>
+                <w:sz w:val="22"/>
+                <w:szCs w:val="22"/>
+                <w:lang w:val="en-GB"/>
+              </w:rPr>
+            </w:pPr>
+            <w:r>
+              <w:rPr>
+                <w:rFonts w:eastAsia="Times New Roman" w:cs="Calibri"/>
+                <w:color w:val="305496"/>
+                <w:sz w:val="22"/>
+                <w:szCs w:val="22"/>
+                <w:lang w:val="en-GB"/>
+              </w:rPr>
+              <w:t>Y</w:t>
+            </w:r>
+          </w:p>
+        </w:tc>
+        <w:tc>
+          <w:tcPr>
+            <w:tcW w:w="1438" w:type="dxa"/>
+            <w:noWrap/>
+            <w:hideMark/>
+          </w:tcPr>
+          <w:p>
+            <w:pPr>
+              <w:spacing w:before="0"/>
+              <w:jc w:val="right"/>
+              <w:cnfStyle w:val="000000100000" w:firstRow="0" w:lastRow="0" w:firstColumn="0" w:lastColumn="0" w:oddVBand="0" w:evenVBand="0" w:oddHBand="1" w:evenHBand="0" w:firstRowFirstColumn="0" w:firstRowLastColumn="0" w:lastRowFirstColumn="0" w:lastRowLastColumn="0"/>
+              <w:rPr>
+                <w:rFonts w:eastAsia="Times New Roman" w:cs="Calibri"/>
+                <w:color w:val="305496"/>
+                <w:sz w:val="22"/>
+                <w:szCs w:val="22"/>
+                <w:lang w:val="en-GB"/>
+              </w:rPr>
+            </w:pPr>
+            <w:r>
+              <w:rPr>
+                <w:rFonts w:eastAsia="Times New Roman" w:cs="Calibri"/>
+                <w:color w:val="305496"/>
+                <w:sz w:val="22"/>
+                <w:szCs w:val="22"/>
+                <w:lang w:val="en-GB"/>
+              </w:rPr>
+              <w:t>3</w:t>
+            </w:r>
+          </w:p>
+        </w:tc>
+        <w:tc>
+          <w:tcPr>
+            <w:tcW w:w="2193" w:type="dxa"/>
+            <w:noWrap/>
+            <w:hideMark/>
+          </w:tcPr>
+          <w:p>
+            <w:pPr>
+              <w:spacing w:before="0"/>
+              <w:jc w:val="left"/>
+              <w:cnfStyle w:val="000000100000" w:firstRow="0" w:lastRow="0" w:firstColumn="0" w:lastColumn="0" w:oddVBand="0" w:evenVBand="0" w:oddHBand="1" w:evenHBand="0" w:firstRowFirstColumn="0" w:firstRowLastColumn="0" w:lastRowFirstColumn="0" w:lastRowLastColumn="0"/>
+              <w:rPr>
+                <w:rFonts w:eastAsia="Times New Roman" w:cs="Calibri"/>
+                <w:color w:val="0563C1"/>
+                <w:sz w:val="22"/>
+                <w:szCs w:val="22"/>
+                <w:u w:val="single"/>
+                <w:lang w:val="en-GB"/>
+              </w:rPr>
+            </w:pPr>
+            <w:hyperlink r:id="rId22" w:history="1">
+              <w:proofErr w:type="spellStart"/>
+              <w:r>
+                <w:rPr>
+                  <w:rFonts w:eastAsia="Times New Roman" w:cs="Calibri"/>
+                  <w:color w:val="0563C1"/>
+                  <w:sz w:val="22"/>
+                  <w:szCs w:val="22"/>
+                  <w:u w:val="single"/>
+                  <w:lang w:val="en-GB"/>
+                </w:rPr>
+                <w:t>Sinfotech</w:t>
+              </w:r>
+              <w:proofErr w:type="spellEnd"/>
+              <w:r>
+                <w:rPr>
+                  <w:rFonts w:eastAsia="Times New Roman" w:cs="Calibri"/>
+                  <w:color w:val="0563C1"/>
+                  <w:sz w:val="22"/>
+                  <w:szCs w:val="22"/>
+                  <w:u w:val="single"/>
+                  <w:lang w:val="en-GB"/>
+                </w:rPr>
+                <w:t xml:space="preserve"> </w:t>
+              </w:r>
+            </w:hyperlink>
+          </w:p>
+        </w:tc>
+        <w:tc>
+          <w:tcPr>
+            <w:tcW w:w="2721" w:type="dxa"/>
+            <w:noWrap/>
+            <w:hideMark/>
+          </w:tcPr>
+          <w:p>
+            <w:pPr>
+              <w:spacing w:before="0"/>
+              <w:jc w:val="left"/>
+              <w:cnfStyle w:val="000000100000" w:firstRow="0" w:lastRow="0" w:firstColumn="0" w:lastColumn="0" w:oddVBand="0" w:evenVBand="0" w:oddHBand="1" w:evenHBand="0" w:firstRowFirstColumn="0" w:firstRowLastColumn="0" w:lastRowFirstColumn="0" w:lastRowLastColumn="0"/>
+              <w:rPr>
+                <w:rFonts w:eastAsia="Times New Roman" w:cs="Calibri"/>
+                <w:color w:val="0563C1"/>
+                <w:sz w:val="22"/>
+                <w:szCs w:val="22"/>
+                <w:u w:val="single"/>
+                <w:lang w:val="en-GB"/>
+              </w:rPr>
+            </w:pPr>
+            <w:r>
+              <w:rPr>
+                <w:rFonts w:eastAsia="Times New Roman" w:cs="Calibri"/>
+                <w:color w:val="0563C1"/>
+                <w:sz w:val="22"/>
+                <w:szCs w:val="22"/>
+                <w:u w:val="single"/>
+                <w:lang w:val="en-GB"/>
+              </w:rPr>
+              <w:t>LS-ACR1222L</w:t>
+            </w:r>
+          </w:p>
+        </w:tc>
+      </w:tr>
+      <w:tr>
+        <w:trPr>
+          <w:trHeight w:val="288"/>
+        </w:trPr>
+        <w:tc>
+          <w:tcPr>
+            <w:cnfStyle w:val="001000000000" w:firstRow="0" w:lastRow="0" w:firstColumn="1" w:lastColumn="0" w:oddVBand="0" w:evenVBand="0" w:oddHBand="0" w:evenHBand="0" w:firstRowFirstColumn="0" w:firstRowLastColumn="0" w:lastRowFirstColumn="0" w:lastRowLastColumn="0"/>
+            <w:tcW w:w="5552" w:type="dxa"/>
+            <w:noWrap/>
+            <w:hideMark/>
+          </w:tcPr>
+          <w:p>
+            <w:pPr>
+              <w:spacing w:before="0"/>
+              <w:jc w:val="left"/>
+              <w:rPr>
+                <w:rFonts w:eastAsia="Times New Roman" w:cs="Calibri"/>
+                <w:color w:val="305496"/>
+                <w:sz w:val="22"/>
+                <w:szCs w:val="22"/>
+                <w:lang w:val="en-GB"/>
+              </w:rPr>
+            </w:pPr>
+            <w:r>
+              <w:rPr>
+                <w:rFonts w:eastAsia="Times New Roman" w:cs="Calibri"/>
+                <w:color w:val="305496"/>
+                <w:sz w:val="22"/>
+                <w:szCs w:val="22"/>
+                <w:lang w:val="en-GB"/>
+              </w:rPr>
+              <w:t>Raspberry Pi 5 Starter Kit</w:t>
+            </w:r>
+          </w:p>
+        </w:tc>
+        <w:tc>
+          <w:tcPr>
+            <w:tcW w:w="1378" w:type="dxa"/>
+            <w:noWrap/>
+            <w:hideMark/>
+          </w:tcPr>
+          <w:p>
+            <w:pPr>
+              <w:spacing w:before="0"/>
+              <w:jc w:val="left"/>
+              <w:cnfStyle w:val="000000000000" w:firstRow="0" w:lastRow="0" w:firstColumn="0" w:lastColumn="0" w:oddVBand="0" w:evenVBand="0" w:oddHBand="0" w:evenHBand="0" w:firstRowFirstColumn="0" w:firstRowLastColumn="0" w:lastRowFirstColumn="0" w:lastRowLastColumn="0"/>
+              <w:rPr>
+                <w:rFonts w:eastAsia="Times New Roman" w:cs="Calibri"/>
+                <w:color w:val="305496"/>
+                <w:sz w:val="22"/>
+                <w:szCs w:val="22"/>
+                <w:lang w:val="en-GB"/>
+              </w:rPr>
+            </w:pPr>
+            <w:r>
+              <w:rPr>
+                <w:rFonts w:eastAsia="Times New Roman" w:cs="Calibri"/>
+                <w:color w:val="305496"/>
+                <w:sz w:val="22"/>
+                <w:szCs w:val="22"/>
+                <w:lang w:val="en-GB"/>
+              </w:rPr>
+              <w:t>Y</w:t>
+            </w:r>
+          </w:p>
+        </w:tc>
+        <w:tc>
+          <w:tcPr>
+            <w:tcW w:w="1438" w:type="dxa"/>
+            <w:noWrap/>
+            <w:hideMark/>
+          </w:tcPr>
+          <w:p>
+            <w:pPr>
+              <w:spacing w:before="0"/>
+              <w:jc w:val="right"/>
+              <w:cnfStyle w:val="000000000000" w:firstRow="0" w:lastRow="0" w:firstColumn="0" w:lastColumn="0" w:oddVBand="0" w:evenVBand="0" w:oddHBand="0" w:evenHBand="0" w:firstRowFirstColumn="0" w:firstRowLastColumn="0" w:lastRowFirstColumn="0" w:lastRowLastColumn="0"/>
+              <w:rPr>
+                <w:rFonts w:eastAsia="Times New Roman" w:cs="Calibri"/>
+                <w:color w:val="305496"/>
+                <w:sz w:val="22"/>
+                <w:szCs w:val="22"/>
+                <w:lang w:val="en-GB"/>
+              </w:rPr>
+            </w:pPr>
+            <w:r>
+              <w:rPr>
+                <w:rFonts w:eastAsia="Times New Roman" w:cs="Calibri"/>
+                <w:color w:val="305496"/>
+                <w:sz w:val="22"/>
+                <w:szCs w:val="22"/>
+                <w:lang w:val="en-GB"/>
+              </w:rPr>
+              <w:t>3</w:t>
+            </w:r>
+          </w:p>
+        </w:tc>
+        <w:tc>
+          <w:tcPr>
+            <w:tcW w:w="2193" w:type="dxa"/>
+            <w:noWrap/>
+            <w:hideMark/>
+          </w:tcPr>
+          <w:p>
+            <w:pPr>
+              <w:spacing w:before="0"/>
+              <w:jc w:val="left"/>
+              <w:cnfStyle w:val="000000000000" w:firstRow="0" w:lastRow="0" w:firstColumn="0" w:lastColumn="0" w:oddVBand="0" w:evenVBand="0" w:oddHBand="0" w:evenHBand="0" w:firstRowFirstColumn="0" w:firstRowLastColumn="0" w:lastRowFirstColumn="0" w:lastRowLastColumn="0"/>
+              <w:rPr>
+                <w:rFonts w:eastAsia="Times New Roman" w:cs="Calibri"/>
+                <w:color w:val="0563C1"/>
+                <w:sz w:val="22"/>
+                <w:szCs w:val="22"/>
+                <w:u w:val="single"/>
+                <w:lang w:val="en-GB"/>
+              </w:rPr>
+            </w:pPr>
+            <w:hyperlink r:id="rId23">
+              <w:proofErr w:type="spellStart"/>
+              <w:r>
+                <w:rPr>
+                  <w:rFonts w:eastAsia="Times New Roman" w:cs="Calibri"/>
+                  <w:color w:val="0563C1"/>
+                  <w:sz w:val="22"/>
+                  <w:szCs w:val="22"/>
+                  <w:u w:val="single"/>
+                  <w:lang w:val="en-GB"/>
+                </w:rPr>
+                <w:t>thepive</w:t>
+              </w:r>
+              <w:proofErr w:type="spellEnd"/>
+              <w:r>
+                <w:rPr>
+                  <w:rFonts w:eastAsia="Times New Roman" w:cs="Calibri"/>
+                  <w:color w:val="0563C1"/>
+                  <w:sz w:val="22"/>
+                  <w:szCs w:val="22"/>
+                  <w:u w:val="single"/>
+                  <w:lang w:val="en-GB"/>
+                </w:rPr>
+                <w:t xml:space="preserve"> </w:t>
+              </w:r>
+              <w:proofErr w:type="spellStart"/>
+              <w:r>
+                <w:rPr>
+                  <w:rFonts w:eastAsia="Times New Roman" w:cs="Calibri"/>
+                  <w:color w:val="0563C1"/>
+                  <w:sz w:val="22"/>
+                  <w:szCs w:val="22"/>
+                  <w:u w:val="single"/>
+                  <w:lang w:val="en-GB"/>
+                </w:rPr>
+                <w:t>beenut</w:t>
+              </w:r>
+              <w:proofErr w:type="spellEnd"/>
+            </w:hyperlink>
+          </w:p>
+        </w:tc>
+        <w:tc>
+          <w:tcPr>
+            <w:tcW w:w="2721" w:type="dxa"/>
+            <w:noWrap/>
+            <w:hideMark/>
+          </w:tcPr>
+          <w:p>
+            <w:pPr>
+              <w:spacing w:before="0"/>
+              <w:jc w:val="left"/>
+              <w:cnfStyle w:val="000000000000" w:firstRow="0" w:lastRow="0" w:firstColumn="0" w:lastColumn="0" w:oddVBand="0" w:evenVBand="0" w:oddHBand="0" w:evenHBand="0" w:firstRowFirstColumn="0" w:firstRowLastColumn="0" w:lastRowFirstColumn="0" w:lastRowLastColumn="0"/>
+              <w:rPr>
+                <w:rFonts w:eastAsia="Times New Roman" w:cs="Calibri"/>
+                <w:color w:val="0563C1"/>
+                <w:sz w:val="22"/>
+                <w:szCs w:val="22"/>
+                <w:u w:val="single"/>
+                <w:lang w:val="en-GB"/>
+              </w:rPr>
+            </w:pPr>
+            <w:r>
+              <w:rPr>
+                <w:rFonts w:eastAsia="Times New Roman" w:cs="Calibri"/>
+                <w:color w:val="0563C1"/>
+                <w:sz w:val="22"/>
+                <w:szCs w:val="22"/>
+                <w:u w:val="single"/>
+                <w:lang w:val="en-GB"/>
+              </w:rPr>
+              <w:t>RPI5-KIT-8GB-UK</w:t>
+            </w:r>
+          </w:p>
+        </w:tc>
+      </w:tr>
+      <w:tr>
+        <w:trPr>
+          <w:cnfStyle w:val="000000100000" w:firstRow="0" w:lastRow="0" w:firstColumn="0" w:lastColumn="0" w:oddVBand="0" w:evenVBand="0" w:oddHBand="1" w:evenHBand="0" w:firstRowFirstColumn="0" w:firstRowLastColumn="0" w:lastRowFirstColumn="0" w:lastRowLastColumn="0"/>
+          <w:trHeight w:val="288"/>
+        </w:trPr>
+        <w:tc>
+          <w:tcPr>
+            <w:cnfStyle w:val="001000000000" w:firstRow="0" w:lastRow="0" w:firstColumn="1" w:lastColumn="0" w:oddVBand="0" w:evenVBand="0" w:oddHBand="0" w:evenHBand="0" w:firstRowFirstColumn="0" w:firstRowLastColumn="0" w:lastRowFirstColumn="0" w:lastRowLastColumn="0"/>
+            <w:tcW w:w="5552" w:type="dxa"/>
+            <w:noWrap/>
+            <w:hideMark/>
+          </w:tcPr>
+          <w:p>
+            <w:pPr>
+              <w:spacing w:before="0"/>
+              <w:jc w:val="left"/>
+              <w:rPr>
+                <w:rFonts w:eastAsia="Times New Roman" w:cs="Calibri"/>
+                <w:color w:val="305496"/>
+                <w:sz w:val="22"/>
+                <w:szCs w:val="22"/>
+                <w:lang w:val="en-GB"/>
+              </w:rPr>
+            </w:pPr>
+            <w:r>
+              <w:rPr>
+                <w:rFonts w:eastAsia="Times New Roman" w:cs="Calibri"/>
+                <w:color w:val="305496"/>
+                <w:sz w:val="22"/>
+                <w:szCs w:val="22"/>
+                <w:lang w:val="en-GB"/>
+              </w:rPr>
+              <w:t>Clear NFC Stickers NTAG216 Round Ø38mm</w:t>
+            </w:r>
+          </w:p>
+        </w:tc>
+        <w:tc>
+          <w:tcPr>
+            <w:tcW w:w="1378" w:type="dxa"/>
+            <w:noWrap/>
+            <w:hideMark/>
+          </w:tcPr>
+          <w:p>
+            <w:pPr>
+              <w:spacing w:before="0"/>
+              <w:jc w:val="left"/>
+              <w:cnfStyle w:val="000000100000" w:firstRow="0" w:lastRow="0" w:firstColumn="0" w:lastColumn="0" w:oddVBand="0" w:evenVBand="0" w:oddHBand="1" w:evenHBand="0" w:firstRowFirstColumn="0" w:firstRowLastColumn="0" w:lastRowFirstColumn="0" w:lastRowLastColumn="0"/>
+              <w:rPr>
+                <w:rFonts w:eastAsia="Times New Roman" w:cs="Calibri"/>
+                <w:color w:val="305496"/>
+                <w:sz w:val="22"/>
+                <w:szCs w:val="22"/>
+                <w:lang w:val="en-GB"/>
+              </w:rPr>
+            </w:pPr>
+            <w:r>
+              <w:rPr>
+                <w:rFonts w:eastAsia="Times New Roman" w:cs="Calibri"/>
+                <w:color w:val="305496"/>
+                <w:sz w:val="22"/>
+                <w:szCs w:val="22"/>
+                <w:lang w:val="en-GB"/>
+              </w:rPr>
+              <w:t>Y</w:t>
+            </w:r>
+          </w:p>
+        </w:tc>
+        <w:tc>
+          <w:tcPr>
+            <w:tcW w:w="1438" w:type="dxa"/>
+            <w:noWrap/>
+            <w:hideMark/>
+          </w:tcPr>
+          <w:p>
+            <w:pPr>
+              <w:spacing w:before="0"/>
+              <w:jc w:val="right"/>
+              <w:cnfStyle w:val="000000100000" w:firstRow="0" w:lastRow="0" w:firstColumn="0" w:lastColumn="0" w:oddVBand="0" w:evenVBand="0" w:oddHBand="1" w:evenHBand="0" w:firstRowFirstColumn="0" w:firstRowLastColumn="0" w:lastRowFirstColumn="0" w:lastRowLastColumn="0"/>
+              <w:rPr>
+                <w:rFonts w:eastAsia="Times New Roman" w:cs="Calibri"/>
+                <w:color w:val="305496"/>
+                <w:sz w:val="22"/>
+                <w:szCs w:val="22"/>
+                <w:lang w:val="en-GB"/>
+              </w:rPr>
+            </w:pPr>
+            <w:r>
+              <w:rPr>
+                <w:rFonts w:eastAsia="Times New Roman" w:cs="Calibri"/>
+                <w:color w:val="305496"/>
+                <w:sz w:val="22"/>
+                <w:szCs w:val="22"/>
+                <w:lang w:val="en-GB"/>
+              </w:rPr>
+              <w:t>100</w:t>
+            </w:r>
+          </w:p>
+        </w:tc>
+        <w:tc>
+          <w:tcPr>
+            <w:tcW w:w="2193" w:type="dxa"/>
+            <w:noWrap/>
+            <w:hideMark/>
+          </w:tcPr>
+          <w:p>
+            <w:pPr>
+              <w:spacing w:before="0"/>
+              <w:jc w:val="left"/>
+              <w:cnfStyle w:val="000000100000" w:firstRow="0" w:lastRow="0" w:firstColumn="0" w:lastColumn="0" w:oddVBand="0" w:evenVBand="0" w:oddHBand="1" w:evenHBand="0" w:firstRowFirstColumn="0" w:firstRowLastColumn="0" w:lastRowFirstColumn="0" w:lastRowLastColumn="0"/>
+              <w:rPr>
+                <w:rFonts w:eastAsia="Times New Roman" w:cs="Calibri"/>
+                <w:color w:val="0563C1"/>
+                <w:sz w:val="22"/>
+                <w:szCs w:val="22"/>
+                <w:u w:val="single"/>
+                <w:lang w:val="en-GB"/>
+              </w:rPr>
+            </w:pPr>
+            <w:hyperlink r:id="rId24" w:history="1">
+              <w:proofErr w:type="spellStart"/>
+              <w:r>
+                <w:rPr>
+                  <w:rFonts w:eastAsia="Times New Roman" w:cs="Calibri"/>
+                  <w:color w:val="0563C1"/>
+                  <w:sz w:val="22"/>
+                  <w:szCs w:val="22"/>
+                  <w:u w:val="single"/>
+                  <w:lang w:val="en-GB"/>
+                </w:rPr>
+                <w:t>Sinfotech</w:t>
+              </w:r>
+              <w:proofErr w:type="spellEnd"/>
+              <w:r>
+                <w:rPr>
+                  <w:rFonts w:eastAsia="Times New Roman" w:cs="Calibri"/>
+                  <w:color w:val="0563C1"/>
+                  <w:sz w:val="22"/>
+                  <w:szCs w:val="22"/>
+                  <w:u w:val="single"/>
+                  <w:lang w:val="en-GB"/>
+                </w:rPr>
+                <w:t xml:space="preserve"> </w:t>
+              </w:r>
+            </w:hyperlink>
+          </w:p>
+        </w:tc>
+        <w:tc>
+          <w:tcPr>
+            <w:tcW w:w="2721" w:type="dxa"/>
+            <w:noWrap/>
+            <w:hideMark/>
+          </w:tcPr>
+          <w:p>
+            <w:pPr>
+              <w:spacing w:before="0"/>
+              <w:jc w:val="left"/>
+              <w:cnfStyle w:val="000000100000" w:firstRow="0" w:lastRow="0" w:firstColumn="0" w:lastColumn="0" w:oddVBand="0" w:evenVBand="0" w:oddHBand="1" w:evenHBand="0" w:firstRowFirstColumn="0" w:firstRowLastColumn="0" w:lastRowFirstColumn="0" w:lastRowLastColumn="0"/>
+              <w:rPr>
+                <w:rFonts w:eastAsia="Times New Roman" w:cs="Calibri"/>
+                <w:color w:val="0563C1"/>
+                <w:sz w:val="22"/>
+                <w:szCs w:val="22"/>
+                <w:u w:val="single"/>
+                <w:lang w:val="en-GB"/>
+              </w:rPr>
+            </w:pPr>
+            <w:r>
+              <w:rPr>
+                <w:rFonts w:eastAsia="Times New Roman" w:cs="Calibri"/>
+                <w:color w:val="0563C1"/>
+                <w:sz w:val="22"/>
+                <w:szCs w:val="22"/>
+                <w:u w:val="single"/>
+                <w:lang w:val="en-GB"/>
+              </w:rPr>
+              <w:t>3002649</w:t>
+            </w:r>
+          </w:p>
+        </w:tc>
+      </w:tr>
+    </w:tbl>
     <w:p/>
     <w:p>
-      <w:r>
-        <w:t>Go to</w:t>
+      <w:pPr>
+        <w:pStyle w:val="Heading1"/>
+      </w:pPr>
+      <w:r>
+        <w:t>ACS Driver Installation</w:t>
       </w:r>
     </w:p>
     <w:p>
-      <w:hyperlink r:id="rId22" w:history="1">
+      <w:r>
+        <w:t>Go to</w:t>
+      </w:r>
+    </w:p>
+    <w:p>
+      <w:hyperlink r:id="rId25" w:history="1">
         <w:r>
           <w:rPr>
             <w:rStyle w:val="Hyperlink"/>
@@ -2790,7 +3534,7 @@
           <w:noProof/>
         </w:rPr>
         <w:drawing>
-          <wp:inline distT="0" distB="0" distL="0" distR="0" wp14:anchorId="45F2BCE6" wp14:editId="505C3A4C">
+          <wp:inline distT="0" distB="0" distL="0" distR="0" wp14:anchorId="45F2BCE6" wp14:editId="6FFE9FC5">
             <wp:extent cx="5723890" cy="3396615"/>
             <wp:effectExtent l="0" t="0" r="0" b="0"/>
             <wp:docPr id="1235789629" name="Picture 1"/>
@@ -2807,7 +3551,7 @@
                     </pic:cNvPicPr>
                   </pic:nvPicPr>
                   <pic:blipFill>
-                    <a:blip r:embed="rId23" cstate="print">
+                    <a:blip r:embed="rId26" cstate="print">
                       <a:extLst>
                         <a:ext uri="{28A0092B-C50C-407E-A947-70E740481C1C}">
                           <a14:useLocalDpi xmlns:a14="http://schemas.microsoft.com/office/drawing/2010/main" val="0"/>
@@ -2927,8 +3671,8 @@
       </w:sdtContent>
     </w:sdt>
     <w:sectPr>
-      <w:headerReference w:type="first" r:id="rId24"/>
-      <w:footerReference w:type="first" r:id="rId25"/>
+      <w:headerReference w:type="first" r:id="rId27"/>
+      <w:footerReference w:type="first" r:id="rId28"/>
       <w:pgSz w:w="11906" w:h="16838"/>
       <w:pgMar w:top="1440" w:right="1440" w:bottom="1440" w:left="1440" w:header="708" w:footer="708" w:gutter="0"/>
       <w:pgNumType w:start="1"/>
@@ -2941,7 +3685,7 @@
 </file>
 
 <file path=word/endnotes.xml><?xml version="1.0" encoding="utf-8"?>
-<w:endnotes xmlns:wpc="http://schemas.microsoft.com/office/word/2010/wordprocessingCanvas" xmlns:cx="http://schemas.microsoft.com/office/drawing/2014/chartex" xmlns:cx1="http://schemas.microsoft.com/office/drawing/2015/9/8/chartex" xmlns:cx2="http://schemas.microsoft.com/office/drawing/2015/10/21/chartex" xmlns:cx3="http://schemas.microsoft.com/office/drawing/2016/5/9/chartex" xmlns:cx4="http://schemas.microsoft.com/office/drawing/2016/5/10/chartex" xmlns:cx5="http://schemas.microsoft.com/office/drawing/2016/5/11/chartex" xmlns:cx6="http://schemas.microsoft.com/office/drawing/2016/5/12/chartex" xmlns:cx7="http://schemas.microsoft.com/office/drawing/2016/5/13/chartex" xmlns:cx8="http://schemas.microsoft.com/office/drawing/2016/5/14/chartex" xmlns:mc="http://schemas.openxmlformats.org/markup-compatibility/2006" xmlns:aink="http://schemas.microsoft.com/office/drawing/2016/ink" xmlns:am3d="http://schemas.microsoft.com/office/drawing/2017/model3d" xmlns:o="urn:schemas-microsoft-com:office:office" xmlns:oel="http://schemas.microsoft.com/office/2019/extlst" xmlns:r="http://schemas.openxmlformats.org/officeDocument/2006/relationships" xmlns:m="http://schemas.openxmlformats.org/officeDocument/2006/math" xmlns:v="urn:schemas-microsoft-com:vml" xmlns:wp14="http://schemas.microsoft.com/office/word/2010/wordprocessingDrawing" xmlns:wp="http://schemas.openxmlformats.org/drawingml/2006/wordprocessingDrawing" xmlns:w10="urn:schemas-microsoft-com:office:word" xmlns:w="http://schemas.openxmlformats.org/wordprocessingml/2006/main" xmlns:w14="http://schemas.microsoft.com/office/word/2010/wordml" xmlns:w15="http://schemas.microsoft.com/office/word/2012/wordml" xmlns:w16cex="http://schemas.microsoft.com/office/word/2018/wordml/cex" xmlns:w16cid="http://schemas.microsoft.com/office/word/2016/wordml/cid" xmlns:w16="http://schemas.microsoft.com/office/word/2018/wordml" xmlns:w16du="http://schemas.microsoft.com/office/word/2023/wordml/word16du" xmlns:w16sdtdh="http://schemas.microsoft.com/office/word/2020/wordml/sdtdatahash" xmlns:w16se="http://schemas.microsoft.com/office/word/2015/wordml/symex" xmlns:wpg="http://schemas.microsoft.com/office/word/2010/wordprocessingGroup" xmlns:wpi="http://schemas.microsoft.com/office/word/2010/wordprocessingInk" xmlns:wne="http://schemas.microsoft.com/office/word/2006/wordml" xmlns:wps="http://schemas.microsoft.com/office/word/2010/wordprocessingShape" mc:Ignorable="w14 w15 w16se w16cid w16 w16cex w16sdtdh w16du wp14">
+<w:endnotes xmlns:wpc="http://schemas.microsoft.com/office/word/2010/wordprocessingCanvas" xmlns:cx="http://schemas.microsoft.com/office/drawing/2014/chartex" xmlns:cx1="http://schemas.microsoft.com/office/drawing/2015/9/8/chartex" xmlns:cx2="http://schemas.microsoft.com/office/drawing/2015/10/21/chartex" xmlns:cx3="http://schemas.microsoft.com/office/drawing/2016/5/9/chartex" xmlns:cx4="http://schemas.microsoft.com/office/drawing/2016/5/10/chartex" xmlns:cx5="http://schemas.microsoft.com/office/drawing/2016/5/11/chartex" xmlns:cx6="http://schemas.microsoft.com/office/drawing/2016/5/12/chartex" xmlns:cx7="http://schemas.microsoft.com/office/drawing/2016/5/13/chartex" xmlns:cx8="http://schemas.microsoft.com/office/drawing/2016/5/14/chartex" xmlns:mc="http://schemas.openxmlformats.org/markup-compatibility/2006" xmlns:aink="http://schemas.microsoft.com/office/drawing/2016/ink" xmlns:am3d="http://schemas.microsoft.com/office/drawing/2017/model3d" xmlns:o="urn:schemas-microsoft-com:office:office" xmlns:oel="http://schemas.microsoft.com/office/2019/extlst" xmlns:r="http://schemas.openxmlformats.org/officeDocument/2006/relationships" xmlns:m="http://schemas.openxmlformats.org/officeDocument/2006/math" xmlns:v="urn:schemas-microsoft-com:vml" xmlns:wp14="http://schemas.microsoft.com/office/word/2010/wordprocessingDrawing" xmlns:wp="http://schemas.openxmlformats.org/drawingml/2006/wordprocessingDrawing" xmlns:w10="urn:schemas-microsoft-com:office:word" xmlns:w="http://schemas.openxmlformats.org/wordprocessingml/2006/main" xmlns:w14="http://schemas.microsoft.com/office/word/2010/wordml" xmlns:w15="http://schemas.microsoft.com/office/word/2012/wordml" xmlns:w16cex="http://schemas.microsoft.com/office/word/2018/wordml/cex" xmlns:w16cid="http://schemas.microsoft.com/office/word/2016/wordml/cid" xmlns:w16="http://schemas.microsoft.com/office/word/2018/wordml" xmlns:w16du="http://schemas.microsoft.com/office/word/2023/wordml/word16du" xmlns:w16sdtdh="http://schemas.microsoft.com/office/word/2020/wordml/sdtdatahash" xmlns:w16sdtfl="http://schemas.microsoft.com/office/word/2024/wordml/sdtformatlock" xmlns:w16se="http://schemas.microsoft.com/office/word/2015/wordml/symex" xmlns:wpg="http://schemas.microsoft.com/office/word/2010/wordprocessingGroup" xmlns:wpi="http://schemas.microsoft.com/office/word/2010/wordprocessingInk" xmlns:wne="http://schemas.microsoft.com/office/word/2006/wordml" xmlns:wps="http://schemas.microsoft.com/office/word/2010/wordprocessingShape" mc:Ignorable="w14 w15 w16se w16cid w16 w16cex w16sdtdh w16sdtfl w16du wp14">
   <w:endnote w:type="separator" w:id="-1">
     <w:p>
       <w:pPr>
@@ -2966,7 +3710,7 @@
 </file>
 
 <file path=word/footer1.xml><?xml version="1.0" encoding="utf-8"?>
-<w:ftr xmlns:wpc="http://schemas.microsoft.com/office/word/2010/wordprocessingCanvas" xmlns:cx="http://schemas.microsoft.com/office/drawing/2014/chartex" xmlns:cx1="http://schemas.microsoft.com/office/drawing/2015/9/8/chartex" xmlns:cx2="http://schemas.microsoft.com/office/drawing/2015/10/21/chartex" xmlns:cx3="http://schemas.microsoft.com/office/drawing/2016/5/9/chartex" xmlns:cx4="http://schemas.microsoft.com/office/drawing/2016/5/10/chartex" xmlns:cx5="http://schemas.microsoft.com/office/drawing/2016/5/11/chartex" xmlns:cx6="http://schemas.microsoft.com/office/drawing/2016/5/12/chartex" xmlns:cx7="http://schemas.microsoft.com/office/drawing/2016/5/13/chartex" xmlns:cx8="http://schemas.microsoft.com/office/drawing/2016/5/14/chartex" xmlns:mc="http://schemas.openxmlformats.org/markup-compatibility/2006" xmlns:aink="http://schemas.microsoft.com/office/drawing/2016/ink" xmlns:am3d="http://schemas.microsoft.com/office/drawing/2017/model3d" xmlns:o="urn:schemas-microsoft-com:office:office" xmlns:oel="http://schemas.microsoft.com/office/2019/extlst" xmlns:r="http://schemas.openxmlformats.org/officeDocument/2006/relationships" xmlns:m="http://schemas.openxmlformats.org/officeDocument/2006/math" xmlns:v="urn:schemas-microsoft-com:vml" xmlns:wp14="http://schemas.microsoft.com/office/word/2010/wordprocessingDrawing" xmlns:wp="http://schemas.openxmlformats.org/drawingml/2006/wordprocessingDrawing" xmlns:w10="urn:schemas-microsoft-com:office:word" xmlns:w="http://schemas.openxmlformats.org/wordprocessingml/2006/main" xmlns:w14="http://schemas.microsoft.com/office/word/2010/wordml" xmlns:w15="http://schemas.microsoft.com/office/word/2012/wordml" xmlns:w16cex="http://schemas.microsoft.com/office/word/2018/wordml/cex" xmlns:w16cid="http://schemas.microsoft.com/office/word/2016/wordml/cid" xmlns:w16="http://schemas.microsoft.com/office/word/2018/wordml" xmlns:w16du="http://schemas.microsoft.com/office/word/2023/wordml/word16du" xmlns:w16sdtdh="http://schemas.microsoft.com/office/word/2020/wordml/sdtdatahash" xmlns:w16se="http://schemas.microsoft.com/office/word/2015/wordml/symex" xmlns:wpg="http://schemas.microsoft.com/office/word/2010/wordprocessingGroup" xmlns:wpi="http://schemas.microsoft.com/office/word/2010/wordprocessingInk" xmlns:wne="http://schemas.microsoft.com/office/word/2006/wordml" xmlns:wps="http://schemas.microsoft.com/office/word/2010/wordprocessingShape" mc:Ignorable="w14 w15 w16se w16cid w16 w16cex w16sdtdh w16du wp14">
+<w:ftr xmlns:wpc="http://schemas.microsoft.com/office/word/2010/wordprocessingCanvas" xmlns:cx="http://schemas.microsoft.com/office/drawing/2014/chartex" xmlns:cx1="http://schemas.microsoft.com/office/drawing/2015/9/8/chartex" xmlns:cx2="http://schemas.microsoft.com/office/drawing/2015/10/21/chartex" xmlns:cx3="http://schemas.microsoft.com/office/drawing/2016/5/9/chartex" xmlns:cx4="http://schemas.microsoft.com/office/drawing/2016/5/10/chartex" xmlns:cx5="http://schemas.microsoft.com/office/drawing/2016/5/11/chartex" xmlns:cx6="http://schemas.microsoft.com/office/drawing/2016/5/12/chartex" xmlns:cx7="http://schemas.microsoft.com/office/drawing/2016/5/13/chartex" xmlns:cx8="http://schemas.microsoft.com/office/drawing/2016/5/14/chartex" xmlns:mc="http://schemas.openxmlformats.org/markup-compatibility/2006" xmlns:aink="http://schemas.microsoft.com/office/drawing/2016/ink" xmlns:am3d="http://schemas.microsoft.com/office/drawing/2017/model3d" xmlns:o="urn:schemas-microsoft-com:office:office" xmlns:oel="http://schemas.microsoft.com/office/2019/extlst" xmlns:r="http://schemas.openxmlformats.org/officeDocument/2006/relationships" xmlns:m="http://schemas.openxmlformats.org/officeDocument/2006/math" xmlns:v="urn:schemas-microsoft-com:vml" xmlns:wp14="http://schemas.microsoft.com/office/word/2010/wordprocessingDrawing" xmlns:wp="http://schemas.openxmlformats.org/drawingml/2006/wordprocessingDrawing" xmlns:w10="urn:schemas-microsoft-com:office:word" xmlns:w="http://schemas.openxmlformats.org/wordprocessingml/2006/main" xmlns:w14="http://schemas.microsoft.com/office/word/2010/wordml" xmlns:w15="http://schemas.microsoft.com/office/word/2012/wordml" xmlns:w16cex="http://schemas.microsoft.com/office/word/2018/wordml/cex" xmlns:w16cid="http://schemas.microsoft.com/office/word/2016/wordml/cid" xmlns:w16="http://schemas.microsoft.com/office/word/2018/wordml" xmlns:w16du="http://schemas.microsoft.com/office/word/2023/wordml/word16du" xmlns:w16sdtdh="http://schemas.microsoft.com/office/word/2020/wordml/sdtdatahash" xmlns:w16sdtfl="http://schemas.microsoft.com/office/word/2024/wordml/sdtformatlock" xmlns:w16se="http://schemas.microsoft.com/office/word/2015/wordml/symex" xmlns:wpg="http://schemas.microsoft.com/office/word/2010/wordprocessingGroup" xmlns:wpi="http://schemas.microsoft.com/office/word/2010/wordprocessingInk" xmlns:wne="http://schemas.microsoft.com/office/word/2006/wordml" xmlns:wps="http://schemas.microsoft.com/office/word/2010/wordprocessingShape" mc:Ignorable="w14 w15 w16se w16cid w16 w16cex w16sdtdh w16sdtfl w16du wp14">
   <w:tbl>
     <w:tblPr>
       <w:tblStyle w:val="a8"/>
@@ -3289,7 +4033,7 @@
 </file>
 
 <file path=word/footnotes.xml><?xml version="1.0" encoding="utf-8"?>
-<w:footnotes xmlns:wpc="http://schemas.microsoft.com/office/word/2010/wordprocessingCanvas" xmlns:cx="http://schemas.microsoft.com/office/drawing/2014/chartex" xmlns:cx1="http://schemas.microsoft.com/office/drawing/2015/9/8/chartex" xmlns:cx2="http://schemas.microsoft.com/office/drawing/2015/10/21/chartex" xmlns:cx3="http://schemas.microsoft.com/office/drawing/2016/5/9/chartex" xmlns:cx4="http://schemas.microsoft.com/office/drawing/2016/5/10/chartex" xmlns:cx5="http://schemas.microsoft.com/office/drawing/2016/5/11/chartex" xmlns:cx6="http://schemas.microsoft.com/office/drawing/2016/5/12/chartex" xmlns:cx7="http://schemas.microsoft.com/office/drawing/2016/5/13/chartex" xmlns:cx8="http://schemas.microsoft.com/office/drawing/2016/5/14/chartex" xmlns:mc="http://schemas.openxmlformats.org/markup-compatibility/2006" xmlns:aink="http://schemas.microsoft.com/office/drawing/2016/ink" xmlns:am3d="http://schemas.microsoft.com/office/drawing/2017/model3d" xmlns:o="urn:schemas-microsoft-com:office:office" xmlns:oel="http://schemas.microsoft.com/office/2019/extlst" xmlns:r="http://schemas.openxmlformats.org/officeDocument/2006/relationships" xmlns:m="http://schemas.openxmlformats.org/officeDocument/2006/math" xmlns:v="urn:schemas-microsoft-com:vml" xmlns:wp14="http://schemas.microsoft.com/office/word/2010/wordprocessingDrawing" xmlns:wp="http://schemas.openxmlformats.org/drawingml/2006/wordprocessingDrawing" xmlns:w10="urn:schemas-microsoft-com:office:word" xmlns:w="http://schemas.openxmlformats.org/wordprocessingml/2006/main" xmlns:w14="http://schemas.microsoft.com/office/word/2010/wordml" xmlns:w15="http://schemas.microsoft.com/office/word/2012/wordml" xmlns:w16cex="http://schemas.microsoft.com/office/word/2018/wordml/cex" xmlns:w16cid="http://schemas.microsoft.com/office/word/2016/wordml/cid" xmlns:w16="http://schemas.microsoft.com/office/word/2018/wordml" xmlns:w16du="http://schemas.microsoft.com/office/word/2023/wordml/word16du" xmlns:w16sdtdh="http://schemas.microsoft.com/office/word/2020/wordml/sdtdatahash" xmlns:w16se="http://schemas.microsoft.com/office/word/2015/wordml/symex" xmlns:wpg="http://schemas.microsoft.com/office/word/2010/wordprocessingGroup" xmlns:wpi="http://schemas.microsoft.com/office/word/2010/wordprocessingInk" xmlns:wne="http://schemas.microsoft.com/office/word/2006/wordml" xmlns:wps="http://schemas.microsoft.com/office/word/2010/wordprocessingShape" mc:Ignorable="w14 w15 w16se w16cid w16 w16cex w16sdtdh w16du wp14">
+<w:footnotes xmlns:wpc="http://schemas.microsoft.com/office/word/2010/wordprocessingCanvas" xmlns:cx="http://schemas.microsoft.com/office/drawing/2014/chartex" xmlns:cx1="http://schemas.microsoft.com/office/drawing/2015/9/8/chartex" xmlns:cx2="http://schemas.microsoft.com/office/drawing/2015/10/21/chartex" xmlns:cx3="http://schemas.microsoft.com/office/drawing/2016/5/9/chartex" xmlns:cx4="http://schemas.microsoft.com/office/drawing/2016/5/10/chartex" xmlns:cx5="http://schemas.microsoft.com/office/drawing/2016/5/11/chartex" xmlns:cx6="http://schemas.microsoft.com/office/drawing/2016/5/12/chartex" xmlns:cx7="http://schemas.microsoft.com/office/drawing/2016/5/13/chartex" xmlns:cx8="http://schemas.microsoft.com/office/drawing/2016/5/14/chartex" xmlns:mc="http://schemas.openxmlformats.org/markup-compatibility/2006" xmlns:aink="http://schemas.microsoft.com/office/drawing/2016/ink" xmlns:am3d="http://schemas.microsoft.com/office/drawing/2017/model3d" xmlns:o="urn:schemas-microsoft-com:office:office" xmlns:oel="http://schemas.microsoft.com/office/2019/extlst" xmlns:r="http://schemas.openxmlformats.org/officeDocument/2006/relationships" xmlns:m="http://schemas.openxmlformats.org/officeDocument/2006/math" xmlns:v="urn:schemas-microsoft-com:vml" xmlns:wp14="http://schemas.microsoft.com/office/word/2010/wordprocessingDrawing" xmlns:wp="http://schemas.openxmlformats.org/drawingml/2006/wordprocessingDrawing" xmlns:w10="urn:schemas-microsoft-com:office:word" xmlns:w="http://schemas.openxmlformats.org/wordprocessingml/2006/main" xmlns:w14="http://schemas.microsoft.com/office/word/2010/wordml" xmlns:w15="http://schemas.microsoft.com/office/word/2012/wordml" xmlns:w16cex="http://schemas.microsoft.com/office/word/2018/wordml/cex" xmlns:w16cid="http://schemas.microsoft.com/office/word/2016/wordml/cid" xmlns:w16="http://schemas.microsoft.com/office/word/2018/wordml" xmlns:w16du="http://schemas.microsoft.com/office/word/2023/wordml/word16du" xmlns:w16sdtdh="http://schemas.microsoft.com/office/word/2020/wordml/sdtdatahash" xmlns:w16sdtfl="http://schemas.microsoft.com/office/word/2024/wordml/sdtformatlock" xmlns:w16se="http://schemas.microsoft.com/office/word/2015/wordml/symex" xmlns:wpg="http://schemas.microsoft.com/office/word/2010/wordprocessingGroup" xmlns:wpi="http://schemas.microsoft.com/office/word/2010/wordprocessingInk" xmlns:wne="http://schemas.microsoft.com/office/word/2006/wordml" xmlns:wps="http://schemas.microsoft.com/office/word/2010/wordprocessingShape" mc:Ignorable="w14 w15 w16se w16cid w16 w16cex w16sdtdh w16sdtfl w16du wp14">
   <w:footnote w:type="separator" w:id="-1">
     <w:p>
       <w:pPr>
@@ -3314,7 +4058,7 @@
 </file>
 
 <file path=word/header1.xml><?xml version="1.0" encoding="utf-8"?>
-<w:hdr xmlns:wpc="http://schemas.microsoft.com/office/word/2010/wordprocessingCanvas" xmlns:cx="http://schemas.microsoft.com/office/drawing/2014/chartex" xmlns:cx1="http://schemas.microsoft.com/office/drawing/2015/9/8/chartex" xmlns:cx2="http://schemas.microsoft.com/office/drawing/2015/10/21/chartex" xmlns:cx3="http://schemas.microsoft.com/office/drawing/2016/5/9/chartex" xmlns:cx4="http://schemas.microsoft.com/office/drawing/2016/5/10/chartex" xmlns:cx5="http://schemas.microsoft.com/office/drawing/2016/5/11/chartex" xmlns:cx6="http://schemas.microsoft.com/office/drawing/2016/5/12/chartex" xmlns:cx7="http://schemas.microsoft.com/office/drawing/2016/5/13/chartex" xmlns:cx8="http://schemas.microsoft.com/office/drawing/2016/5/14/chartex" xmlns:mc="http://schemas.openxmlformats.org/markup-compatibility/2006" xmlns:aink="http://schemas.microsoft.com/office/drawing/2016/ink" xmlns:am3d="http://schemas.microsoft.com/office/drawing/2017/model3d" xmlns:o="urn:schemas-microsoft-com:office:office" xmlns:oel="http://schemas.microsoft.com/office/2019/extlst" xmlns:r="http://schemas.openxmlformats.org/officeDocument/2006/relationships" xmlns:m="http://schemas.openxmlformats.org/officeDocument/2006/math" xmlns:v="urn:schemas-microsoft-com:vml" xmlns:wp14="http://schemas.microsoft.com/office/word/2010/wordprocessingDrawing" xmlns:wp="http://schemas.openxmlformats.org/drawingml/2006/wordprocessingDrawing" xmlns:w10="urn:schemas-microsoft-com:office:word" xmlns:w="http://schemas.openxmlformats.org/wordprocessingml/2006/main" xmlns:w14="http://schemas.microsoft.com/office/word/2010/wordml" xmlns:w15="http://schemas.microsoft.com/office/word/2012/wordml" xmlns:w16cex="http://schemas.microsoft.com/office/word/2018/wordml/cex" xmlns:w16cid="http://schemas.microsoft.com/office/word/2016/wordml/cid" xmlns:w16="http://schemas.microsoft.com/office/word/2018/wordml" xmlns:w16du="http://schemas.microsoft.com/office/word/2023/wordml/word16du" xmlns:w16sdtdh="http://schemas.microsoft.com/office/word/2020/wordml/sdtdatahash" xmlns:w16se="http://schemas.microsoft.com/office/word/2015/wordml/symex" xmlns:wpg="http://schemas.microsoft.com/office/word/2010/wordprocessingGroup" xmlns:wpi="http://schemas.microsoft.com/office/word/2010/wordprocessingInk" xmlns:wne="http://schemas.microsoft.com/office/word/2006/wordml" xmlns:wps="http://schemas.microsoft.com/office/word/2010/wordprocessingShape" mc:Ignorable="w14 w15 w16se w16cid w16 w16cex w16sdtdh w16du wp14">
+<w:hdr xmlns:wpc="http://schemas.microsoft.com/office/word/2010/wordprocessingCanvas" xmlns:cx="http://schemas.microsoft.com/office/drawing/2014/chartex" xmlns:cx1="http://schemas.microsoft.com/office/drawing/2015/9/8/chartex" xmlns:cx2="http://schemas.microsoft.com/office/drawing/2015/10/21/chartex" xmlns:cx3="http://schemas.microsoft.com/office/drawing/2016/5/9/chartex" xmlns:cx4="http://schemas.microsoft.com/office/drawing/2016/5/10/chartex" xmlns:cx5="http://schemas.microsoft.com/office/drawing/2016/5/11/chartex" xmlns:cx6="http://schemas.microsoft.com/office/drawing/2016/5/12/chartex" xmlns:cx7="http://schemas.microsoft.com/office/drawing/2016/5/13/chartex" xmlns:cx8="http://schemas.microsoft.com/office/drawing/2016/5/14/chartex" xmlns:mc="http://schemas.openxmlformats.org/markup-compatibility/2006" xmlns:aink="http://schemas.microsoft.com/office/drawing/2016/ink" xmlns:am3d="http://schemas.microsoft.com/office/drawing/2017/model3d" xmlns:o="urn:schemas-microsoft-com:office:office" xmlns:oel="http://schemas.microsoft.com/office/2019/extlst" xmlns:r="http://schemas.openxmlformats.org/officeDocument/2006/relationships" xmlns:m="http://schemas.openxmlformats.org/officeDocument/2006/math" xmlns:v="urn:schemas-microsoft-com:vml" xmlns:wp14="http://schemas.microsoft.com/office/word/2010/wordprocessingDrawing" xmlns:wp="http://schemas.openxmlformats.org/drawingml/2006/wordprocessingDrawing" xmlns:w10="urn:schemas-microsoft-com:office:word" xmlns:w="http://schemas.openxmlformats.org/wordprocessingml/2006/main" xmlns:w14="http://schemas.microsoft.com/office/word/2010/wordml" xmlns:w15="http://schemas.microsoft.com/office/word/2012/wordml" xmlns:w16cex="http://schemas.microsoft.com/office/word/2018/wordml/cex" xmlns:w16cid="http://schemas.microsoft.com/office/word/2016/wordml/cid" xmlns:w16="http://schemas.microsoft.com/office/word/2018/wordml" xmlns:w16du="http://schemas.microsoft.com/office/word/2023/wordml/word16du" xmlns:w16sdtdh="http://schemas.microsoft.com/office/word/2020/wordml/sdtdatahash" xmlns:w16sdtfl="http://schemas.microsoft.com/office/word/2024/wordml/sdtformatlock" xmlns:w16se="http://schemas.microsoft.com/office/word/2015/wordml/symex" xmlns:wpg="http://schemas.microsoft.com/office/word/2010/wordprocessingGroup" xmlns:wpi="http://schemas.microsoft.com/office/word/2010/wordprocessingInk" xmlns:wne="http://schemas.microsoft.com/office/word/2006/wordml" xmlns:wps="http://schemas.microsoft.com/office/word/2010/wordprocessingShape" mc:Ignorable="w14 w15 w16se w16cid w16 w16cex w16sdtdh w16sdtfl w16du wp14">
   <w:p>
     <w:pPr>
       <w:pBdr>
@@ -3477,7 +4221,7 @@
 </file>
 
 <file path=word/numbering.xml><?xml version="1.0" encoding="utf-8"?>
-<w:numbering xmlns:wpc="http://schemas.microsoft.com/office/word/2010/wordprocessingCanvas" xmlns:cx="http://schemas.microsoft.com/office/drawing/2014/chartex" xmlns:cx1="http://schemas.microsoft.com/office/drawing/2015/9/8/chartex" xmlns:cx2="http://schemas.microsoft.com/office/drawing/2015/10/21/chartex" xmlns:cx3="http://schemas.microsoft.com/office/drawing/2016/5/9/chartex" xmlns:cx4="http://schemas.microsoft.com/office/drawing/2016/5/10/chartex" xmlns:cx5="http://schemas.microsoft.com/office/drawing/2016/5/11/chartex" xmlns:cx6="http://schemas.microsoft.com/office/drawing/2016/5/12/chartex" xmlns:cx7="http://schemas.microsoft.com/office/drawing/2016/5/13/chartex" xmlns:cx8="http://schemas.microsoft.com/office/drawing/2016/5/14/chartex" xmlns:mc="http://schemas.openxmlformats.org/markup-compatibility/2006" xmlns:aink="http://schemas.microsoft.com/office/drawing/2016/ink" xmlns:am3d="http://schemas.microsoft.com/office/drawing/2017/model3d" xmlns:o="urn:schemas-microsoft-com:office:office" xmlns:oel="http://schemas.microsoft.com/office/2019/extlst" xmlns:r="http://schemas.openxmlformats.org/officeDocument/2006/relationships" xmlns:m="http://schemas.openxmlformats.org/officeDocument/2006/math" xmlns:v="urn:schemas-microsoft-com:vml" xmlns:wp14="http://schemas.microsoft.com/office/word/2010/wordprocessingDrawing" xmlns:wp="http://schemas.openxmlformats.org/drawingml/2006/wordprocessingDrawing" xmlns:w10="urn:schemas-microsoft-com:office:word" xmlns:w="http://schemas.openxmlformats.org/wordprocessingml/2006/main" xmlns:w14="http://schemas.microsoft.com/office/word/2010/wordml" xmlns:w15="http://schemas.microsoft.com/office/word/2012/wordml" xmlns:w16cex="http://schemas.microsoft.com/office/word/2018/wordml/cex" xmlns:w16cid="http://schemas.microsoft.com/office/word/2016/wordml/cid" xmlns:w16="http://schemas.microsoft.com/office/word/2018/wordml" xmlns:w16du="http://schemas.microsoft.com/office/word/2023/wordml/word16du" xmlns:w16sdtdh="http://schemas.microsoft.com/office/word/2020/wordml/sdtdatahash" xmlns:w16se="http://schemas.microsoft.com/office/word/2015/wordml/symex" xmlns:wpg="http://schemas.microsoft.com/office/word/2010/wordprocessingGroup" xmlns:wpi="http://schemas.microsoft.com/office/word/2010/wordprocessingInk" xmlns:wne="http://schemas.microsoft.com/office/word/2006/wordml" xmlns:wps="http://schemas.microsoft.com/office/word/2010/wordprocessingShape" mc:Ignorable="w14 w15 w16se w16cid w16 w16cex w16sdtdh w16du wp14">
+<w:numbering xmlns:wpc="http://schemas.microsoft.com/office/word/2010/wordprocessingCanvas" xmlns:cx="http://schemas.microsoft.com/office/drawing/2014/chartex" xmlns:cx1="http://schemas.microsoft.com/office/drawing/2015/9/8/chartex" xmlns:cx2="http://schemas.microsoft.com/office/drawing/2015/10/21/chartex" xmlns:cx3="http://schemas.microsoft.com/office/drawing/2016/5/9/chartex" xmlns:cx4="http://schemas.microsoft.com/office/drawing/2016/5/10/chartex" xmlns:cx5="http://schemas.microsoft.com/office/drawing/2016/5/11/chartex" xmlns:cx6="http://schemas.microsoft.com/office/drawing/2016/5/12/chartex" xmlns:cx7="http://schemas.microsoft.com/office/drawing/2016/5/13/chartex" xmlns:cx8="http://schemas.microsoft.com/office/drawing/2016/5/14/chartex" xmlns:mc="http://schemas.openxmlformats.org/markup-compatibility/2006" xmlns:aink="http://schemas.microsoft.com/office/drawing/2016/ink" xmlns:am3d="http://schemas.microsoft.com/office/drawing/2017/model3d" xmlns:o="urn:schemas-microsoft-com:office:office" xmlns:oel="http://schemas.microsoft.com/office/2019/extlst" xmlns:r="http://schemas.openxmlformats.org/officeDocument/2006/relationships" xmlns:m="http://schemas.openxmlformats.org/officeDocument/2006/math" xmlns:v="urn:schemas-microsoft-com:vml" xmlns:wp14="http://schemas.microsoft.com/office/word/2010/wordprocessingDrawing" xmlns:wp="http://schemas.openxmlformats.org/drawingml/2006/wordprocessingDrawing" xmlns:w10="urn:schemas-microsoft-com:office:word" xmlns:w="http://schemas.openxmlformats.org/wordprocessingml/2006/main" xmlns:w14="http://schemas.microsoft.com/office/word/2010/wordml" xmlns:w15="http://schemas.microsoft.com/office/word/2012/wordml" xmlns:w16cex="http://schemas.microsoft.com/office/word/2018/wordml/cex" xmlns:w16cid="http://schemas.microsoft.com/office/word/2016/wordml/cid" xmlns:w16="http://schemas.microsoft.com/office/word/2018/wordml" xmlns:w16du="http://schemas.microsoft.com/office/word/2023/wordml/word16du" xmlns:w16sdtdh="http://schemas.microsoft.com/office/word/2020/wordml/sdtdatahash" xmlns:w16sdtfl="http://schemas.microsoft.com/office/word/2024/wordml/sdtformatlock" xmlns:w16se="http://schemas.microsoft.com/office/word/2015/wordml/symex" xmlns:wpg="http://schemas.microsoft.com/office/word/2010/wordprocessingGroup" xmlns:wpi="http://schemas.microsoft.com/office/word/2010/wordprocessingInk" xmlns:wne="http://schemas.microsoft.com/office/word/2006/wordml" xmlns:wps="http://schemas.microsoft.com/office/word/2010/wordprocessingShape" mc:Ignorable="w14 w15 w16se w16cid w16 w16cex w16sdtdh w16sdtfl w16du wp14">
   <w:abstractNum w:abstractNumId="0" w15:restartNumberingAfterBreak="0">
     <w:nsid w:val="11895FE5"/>
     <w:multiLevelType w:val="multilevel"/>
@@ -5617,7 +6361,7 @@
 </file>
 
 <file path=word/styles.xml><?xml version="1.0" encoding="utf-8"?>
-<w:styles xmlns:mc="http://schemas.openxmlformats.org/markup-compatibility/2006" xmlns:r="http://schemas.openxmlformats.org/officeDocument/2006/relationships" xmlns:w="http://schemas.openxmlformats.org/wordprocessingml/2006/main" xmlns:w14="http://schemas.microsoft.com/office/word/2010/wordml" xmlns:w15="http://schemas.microsoft.com/office/word/2012/wordml" xmlns:w16cex="http://schemas.microsoft.com/office/word/2018/wordml/cex" xmlns:w16cid="http://schemas.microsoft.com/office/word/2016/wordml/cid" xmlns:w16="http://schemas.microsoft.com/office/word/2018/wordml" xmlns:w16du="http://schemas.microsoft.com/office/word/2023/wordml/word16du" xmlns:w16sdtdh="http://schemas.microsoft.com/office/word/2020/wordml/sdtdatahash" xmlns:w16se="http://schemas.microsoft.com/office/word/2015/wordml/symex" mc:Ignorable="w14 w15 w16se w16cid w16 w16cex w16sdtdh w16du">
+<w:styles xmlns:mc="http://schemas.openxmlformats.org/markup-compatibility/2006" xmlns:r="http://schemas.openxmlformats.org/officeDocument/2006/relationships" xmlns:w="http://schemas.openxmlformats.org/wordprocessingml/2006/main" xmlns:w14="http://schemas.microsoft.com/office/word/2010/wordml" xmlns:w15="http://schemas.microsoft.com/office/word/2012/wordml" xmlns:w16cex="http://schemas.microsoft.com/office/word/2018/wordml/cex" xmlns:w16cid="http://schemas.microsoft.com/office/word/2016/wordml/cid" xmlns:w16="http://schemas.microsoft.com/office/word/2018/wordml" xmlns:w16du="http://schemas.microsoft.com/office/word/2023/wordml/word16du" xmlns:w16sdtdh="http://schemas.microsoft.com/office/word/2020/wordml/sdtdatahash" xmlns:w16sdtfl="http://schemas.microsoft.com/office/word/2024/wordml/sdtformatlock" xmlns:w16se="http://schemas.microsoft.com/office/word/2015/wordml/symex" mc:Ignorable="w14 w15 w16se w16cid w16 w16cex w16sdtdh w16sdtfl w16du">
   <w:docDefaults>
     <w:rPrDefault>
       <w:rPr>
@@ -7440,14 +8184,8 @@
 </file>
 
 <file path=customXml/item1.xml><?xml version="1.0" encoding="utf-8"?>
-<go:gDocsCustomXmlDataStorage xmlns:go="http://customooxmlschemas.google.com/" xmlns:r="http://schemas.openxmlformats.org/officeDocument/2006/relationships" uri="GoogleDocsCustomDataVersion2">
-  <go:docsCustomData xmlns:go="http://customooxmlschemas.google.com/" roundtripDataSignature="AMtx7mgb1HQE67AHU3rNGCQU3nYoeLsm1g==">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</go:docsCustomData>
-</go:gDocsCustomXmlDataStorage>
-</file>
-
-<file path=customXml/item2.xml><?xml version="1.0" encoding="utf-8"?>
-<ct:contentTypeSchema xmlns:ct="http://schemas.microsoft.com/office/2006/metadata/contentType" xmlns:ma="http://schemas.microsoft.com/office/2006/metadata/properties/metaAttributes" ct:_="" ma:_="" ma:contentTypeName="Document" ma:contentTypeID="0x010100C2F59A389B297B45AFA954D4F0E80738" ma:contentTypeVersion="15" ma:contentTypeDescription="Create a new document." ma:contentTypeScope="" ma:versionID="de6b1ebaab819eb12d0011da788d9ec1">
-  <xsd:schema xmlns:xsd="http://www.w3.org/2001/XMLSchema" xmlns:xs="http://www.w3.org/2001/XMLSchema" xmlns:p="http://schemas.microsoft.com/office/2006/metadata/properties" xmlns:ns2="71d63b58-16a8-4711-95e1-368424608642" xmlns:ns3="7e207e16-d09a-4c68-b564-af5bf56b9256" targetNamespace="http://schemas.microsoft.com/office/2006/metadata/properties" ma:root="true" ma:fieldsID="916cc7a4c5f9c1aeb9a9befdbcc77a7c" ns2:_="" ns3:_="">
+<ct:contentTypeSchema xmlns:ct="http://schemas.microsoft.com/office/2006/metadata/contentType" xmlns:ma="http://schemas.microsoft.com/office/2006/metadata/properties/metaAttributes" ct:_="" ma:_="" ma:contentTypeName="Document" ma:contentTypeID="0x010100C2F59A389B297B45AFA954D4F0E80738" ma:contentTypeVersion="15" ma:contentTypeDescription="Create a new document." ma:contentTypeScope="" ma:versionID="f8771ab55db441776ea68504d6f191c5">
+  <xsd:schema xmlns:xsd="http://www.w3.org/2001/XMLSchema" xmlns:xs="http://www.w3.org/2001/XMLSchema" xmlns:p="http://schemas.microsoft.com/office/2006/metadata/properties" xmlns:ns2="71d63b58-16a8-4711-95e1-368424608642" xmlns:ns3="7e207e16-d09a-4c68-b564-af5bf56b9256" targetNamespace="http://schemas.microsoft.com/office/2006/metadata/properties" ma:root="true" ma:fieldsID="c0be855a62fbff997bc71c23e89835ac" ns2:_="" ns3:_="">
     <xsd:import namespace="71d63b58-16a8-4711-95e1-368424608642"/>
     <xsd:import namespace="7e207e16-d09a-4c68-b564-af5bf56b9256"/>
     <xsd:element name="properties">
@@ -7680,20 +8418,13 @@
 </ct:contentTypeSchema>
 </file>
 
-<file path=customXml/item3.xml><?xml version="1.0" encoding="utf-8"?>
-<?mso-contentType ?>
-<FormTemplates xmlns="http://schemas.microsoft.com/sharepoint/v3/contenttype/forms">
-  <Display>DocumentLibraryForm</Display>
-  <Edit>DocumentLibraryForm</Edit>
-  <New>DocumentLibraryForm</New>
-</FormTemplates>
+<file path=customXml/item2.xml><?xml version="1.0" encoding="utf-8"?>
+<go:gDocsCustomXmlDataStorage xmlns:go="http://customooxmlschemas.google.com/" xmlns:r="http://schemas.openxmlformats.org/officeDocument/2006/relationships" uri="GoogleDocsCustomDataVersion2">
+  <go:docsCustomData xmlns:go="http://customooxmlschemas.google.com/" roundtripDataSignature="AMtx7mgb1HQE67AHU3rNGCQU3nYoeLsm1g==">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</go:docsCustomData>
+</go:gDocsCustomXmlDataStorage>
 </file>
 
-<file path=customXml/item4.xml><?xml version="1.0" encoding="utf-8"?>
-<b:Sources xmlns:b="http://schemas.openxmlformats.org/officeDocument/2006/bibliography" xmlns="http://schemas.openxmlformats.org/officeDocument/2006/bibliography" SelectedStyle="\IEEE2006OfficeOnline.xsl" StyleName="IEEE" Version="2006"/>
-</file>
-
-<file path=customXml/item5.xml><?xml version="1.0" encoding="utf-8"?>
+<file path=customXml/item3.xml><?xml version="1.0" encoding="utf-8"?>
 <p:properties xmlns:p="http://schemas.microsoft.com/office/2006/metadata/properties" xmlns:xsi="http://www.w3.org/2001/XMLSchema-instance" xmlns:pc="http://schemas.microsoft.com/office/infopath/2007/PartnerControls">
   <documentManagement>
     <TaxCatchAll xmlns="7e207e16-d09a-4c68-b564-af5bf56b9256" xsi:nil="true"/>
@@ -7704,7 +8435,24 @@
 </p:properties>
 </file>
 
+<file path=customXml/item4.xml><?xml version="1.0" encoding="utf-8"?>
+<b:Sources xmlns:b="http://schemas.openxmlformats.org/officeDocument/2006/bibliography" xmlns="http://schemas.openxmlformats.org/officeDocument/2006/bibliography" SelectedStyle="\IEEE2006OfficeOnline.xsl" StyleName="IEEE" Version="2006"/>
+</file>
+
+<file path=customXml/item5.xml><?xml version="1.0" encoding="utf-8"?>
+<?mso-contentType ?>
+<FormTemplates xmlns="http://schemas.microsoft.com/sharepoint/v3/contenttype/forms">
+  <Display>DocumentLibraryForm</Display>
+  <Edit>DocumentLibraryForm</Edit>
+  <New>DocumentLibraryForm</New>
+</FormTemplates>
+</file>
+
 <file path=customXml/itemProps1.xml><?xml version="1.0" encoding="utf-8"?>
+<ds:datastoreItem xmlns:ds="http://schemas.openxmlformats.org/officeDocument/2006/customXml" ds:itemID="{C02A63CC-8A5D-40C1-8E01-09FD31D4CD9D}"/>
+</file>
+
+<file path=customXml/itemProps2.xml><?xml version="1.0" encoding="utf-8"?>
 <ds:datastoreItem xmlns:ds="http://schemas.openxmlformats.org/officeDocument/2006/customXml" ds:itemID="{11111111-1234-1234-1234-123412341234}">
   <ds:schemaRefs>
     <ds:schemaRef ds:uri="http://customooxmlschemas.google.com/"/>
@@ -7713,29 +8461,13 @@
 </ds:datastoreItem>
 </file>
 
-<file path=customXml/itemProps2.xml><?xml version="1.0" encoding="utf-8"?>
-<ds:datastoreItem xmlns:ds="http://schemas.openxmlformats.org/officeDocument/2006/customXml" ds:itemID="{64980653-4047-4294-8F73-51202834E1C7}">
+<file path=customXml/itemProps3.xml><?xml version="1.0" encoding="utf-8"?>
+<ds:datastoreItem xmlns:ds="http://schemas.openxmlformats.org/officeDocument/2006/customXml" ds:itemID="{829C4CC2-C1B4-42DA-A076-1B66AD5BBE68}">
   <ds:schemaRefs>
-    <ds:schemaRef ds:uri="http://schemas.microsoft.com/office/2006/metadata/contentType"/>
-    <ds:schemaRef ds:uri="http://schemas.microsoft.com/office/2006/metadata/properties/metaAttributes"/>
-    <ds:schemaRef ds:uri="http://www.w3.org/2001/XMLSchema"/>
     <ds:schemaRef ds:uri="http://schemas.microsoft.com/office/2006/metadata/properties"/>
+    <ds:schemaRef ds:uri="http://schemas.microsoft.com/office/infopath/2007/PartnerControls"/>
+    <ds:schemaRef ds:uri="7e207e16-d09a-4c68-b564-af5bf56b9256"/>
     <ds:schemaRef ds:uri="71d63b58-16a8-4711-95e1-368424608642"/>
-    <ds:schemaRef ds:uri="7e207e16-d09a-4c68-b564-af5bf56b9256"/>
-    <ds:schemaRef ds:uri="http://schemas.microsoft.com/office/2006/documentManagement/types"/>
-    <ds:schemaRef ds:uri="http://schemas.microsoft.com/office/infopath/2007/PartnerControls"/>
-    <ds:schemaRef ds:uri="http://schemas.openxmlformats.org/package/2006/metadata/core-properties"/>
-    <ds:schemaRef ds:uri="http://purl.org/dc/elements/1.1/"/>
-    <ds:schemaRef ds:uri="http://purl.org/dc/terms/"/>
-    <ds:schemaRef ds:uri="http://schemas.microsoft.com/internal/obd"/>
-  </ds:schemaRefs>
-</ds:datastoreItem>
-</file>
-
-<file path=customXml/itemProps3.xml><?xml version="1.0" encoding="utf-8"?>
-<ds:datastoreItem xmlns:ds="http://schemas.openxmlformats.org/officeDocument/2006/customXml" ds:itemID="{1A367BB7-8743-4F26-A09E-3FBA6ED97583}">
-  <ds:schemaRefs>
-    <ds:schemaRef ds:uri="http://schemas.microsoft.com/sharepoint/v3/contenttype/forms"/>
   </ds:schemaRefs>
 </ds:datastoreItem>
 </file>
@@ -7749,12 +8481,9 @@
 </file>
 
 <file path=customXml/itemProps5.xml><?xml version="1.0" encoding="utf-8"?>
-<ds:datastoreItem xmlns:ds="http://schemas.openxmlformats.org/officeDocument/2006/customXml" ds:itemID="{829C4CC2-C1B4-42DA-A076-1B66AD5BBE68}">
+<ds:datastoreItem xmlns:ds="http://schemas.openxmlformats.org/officeDocument/2006/customXml" ds:itemID="{1A367BB7-8743-4F26-A09E-3FBA6ED97583}">
   <ds:schemaRefs>
-    <ds:schemaRef ds:uri="http://schemas.microsoft.com/office/2006/metadata/properties"/>
-    <ds:schemaRef ds:uri="http://schemas.microsoft.com/office/infopath/2007/PartnerControls"/>
-    <ds:schemaRef ds:uri="7e207e16-d09a-4c68-b564-af5bf56b9256"/>
-    <ds:schemaRef ds:uri="71d63b58-16a8-4711-95e1-368424608642"/>
+    <ds:schemaRef ds:uri="http://schemas.microsoft.com/sharepoint/v3/contenttype/forms"/>
   </ds:schemaRefs>
 </ds:datastoreItem>
 </file>